--- a/policies/build/chapters_v2/COP/document/COP3/SOP_Ambulance_Dispatch_InTransit_Care.docx
+++ b/policies/build/chapters_v2/COP/document/COP3/SOP_Ambulance_Dispatch_InTransit_Care.docx
@@ -371,7 +371,7 @@
         <w:rPr>
           <w:i/>
         </w:rPr>
-        <w:t>Skipping verification means a gap — or the wrong patient — could sail straight through unnoticed.</w:t>
+        <w:t>An ambulance dispatched with a fault undiscovered because the daily check was skipped can break down or become unsafe exactly when a patient is relying on it.</w:t>
       </w:r>
     </w:p>
     <w:p>
@@ -433,7 +433,7 @@
         <w:rPr>
           <w:i/>
         </w:rPr>
-        <w:t>A patient handed from one team, vehicle or setting to another is vulnerable exactly at that transition point — this step exists to protect them there.</w:t>
+        <w:t>A dispatch that doesn't log its own timing or maintain contact with control leaves no way to know whether the response met the time the patient needed.</w:t>
       </w:r>
     </w:p>
     <w:p>
@@ -490,7 +490,7 @@
         <w:rPr>
           <w:i/>
         </w:rPr>
-        <w:t>Skipping or rushing this step is exactly the kind of gap an assessor — or a real patient safety incident — would eventually surface.</w:t>
+        <w:t>A patient whose file is only opened on arrival, with no one person responsible for decisions en route, can lose the minutes in transit that mattered most.</w:t>
       </w:r>
     </w:p>
     <w:p>
@@ -579,7 +579,7 @@
             <w:color w:val="0563C1"/>
             <w:u w:val="single"/>
           </w:rPr>
-          <w:t>NABH — Hospitals Accreditation Programme (HCO), 6th Edition standards</w:t>
+          <w:t>National Accreditation Board for Hospitals and Healthcare Providers. (2025). NABH accreditation standards for hospitals (6th ed.). ISBN 978-81-965264-9-8.</w:t>
         </w:r>
       </w:hyperlink>
     </w:p>
